--- a/docs/volumes/MRFS-Vol6-Sample-Audit-Report.docx
+++ b/docs/volumes/MRFS-Vol6-Sample-Audit-Report.docx
@@ -2156,6 +2156,14 @@
     </w:p>
     <w:p>
       <w:pPr>
+        <w:pStyle w:val="ListBullet"/>
+      </w:pPr>
+      <w:r>
+        <w:t>This report predates the confidence-interval methodology added to E1/E2/O1-O3 (see Volume 2 Section 6 and the Confidence Intervals validation addendum); its point estimates are shown without the 95% interval a live report now includes alongside each number. The disparities shown here are large enough that adding intervals would not change any status in this particular example, but a live audit report generated today would show both.</w:t>
+      </w:r>
+    </w:p>
+    <w:p>
+      <w:pPr>
         <w:pStyle w:val="Heading2"/>
       </w:pPr>
       <w:r>
